--- a/pr-preview/pr-198/chapters/teaching-tracked-changes.docx
+++ b/pr-preview/pr-198/chapters/teaching-tracked-changes.docx
@@ -26,7 +26,7 @@
       </w:pPr>
       <w:ins w:id="2" w:author="PR Preview" w:date="2026-01-01T00:00:00Z">
         <w:r>
-          <w:t xml:space="preserve">Last modified: 2026-10-14 01:41:09 (PDT)</w:t>
+          <w:t xml:space="preserve">Last modified: 2026-10-14 01:48:37 (PDT)</w:t>
         </w:r>
       </w:ins>
     </w:p>

--- a/pr-preview/pr-198/chapters/teaching-tracked-changes.docx
+++ b/pr-preview/pr-198/chapters/teaching-tracked-changes.docx
@@ -16,7 +16,7 @@
       </w:pPr>
       <w:del w:id="1" w:author="PR Preview" w:date="2026-01-01T00:00:00Z">
         <w:r>
-          <w:delText xml:space="preserve">Last modified: 2026-10-13 21:04:16 (PDT)</w:delText>
+          <w:delText xml:space="preserve">Last modified: 2026-10-16 10:23:00 (PDT)</w:delText>
         </w:r>
       </w:del>
     </w:p>
@@ -26,7 +26,7 @@
       </w:pPr>
       <w:ins w:id="2" w:author="PR Preview" w:date="2026-01-01T00:00:00Z">
         <w:r>
-          <w:t xml:space="preserve">Last modified: 2026-10-14 01:48:37 (PDT)</w:t>
+          <w:t xml:space="preserve">Last modified: 2026-10-16 10:24:20 (PDT)</w:t>
         </w:r>
       </w:ins>
     </w:p>
@@ -627,20 +627,314 @@
     </w:p>
     <w:bookmarkEnd w:id="12"/>
     <w:bookmarkEnd w:id="13"/>
-    <w:bookmarkStart w:id="15" w:name="give-each-defined-term-its-own-div"/>
+    <w:bookmarkStart w:id="17" w:name="Xb68f5757ebba706c680e7c5ed557ac14973d7af"/>
     <w:p>
       <w:pPr>
         <w:pStyle w:val="Heading2"/>
       </w:pPr>
       <w:r>
-        <w:t xml:space="preserve">2 Give each defined term its own div</w:t>
+        <w:t xml:space="preserve">2 Build every unit from smaller atomic units</w:t>
       </w:r>
     </w:p>
     <w:p>
       <w:pPr>
         <w:pStyle w:val="FirstParagraph"/>
       </w:pPr>
+      <w:r>
+        <w:t xml:space="preserve">Make every unit of analysis as concise and minimal as possible.</w:t>
+      </w:r>
+      <w:r>
+        <w:t xml:space="preserve"> </w:t>
+      </w:r>
+      <w:r>
+        <w:t xml:space="preserve">The units are mathematical expressions and divs of every kind:</w:t>
+      </w:r>
+      <w:r>
+        <w:t xml:space="preserve"> </w:t>
+      </w:r>
+      <w:r>
+        <w:t xml:space="preserve">definitions, theorems, lemmas, corollaries, examples, remarks and proofs.</w:t>
+      </w:r>
+      <w:r>
+        <w:t xml:space="preserve"> </w:t>
+      </w:r>
+      <w:r>
+        <w:t xml:space="preserve">When a unit grows complicated, do not write the complexity into it.</w:t>
+      </w:r>
+      <w:r>
+        <w:t xml:space="preserve"> </w:t>
+      </w:r>
+      <w:r>
+        <w:t xml:space="preserve">Abstract the complexity out into smaller, atomic definitions, results and expressions,</w:t>
+      </w:r>
+      <w:r>
+        <w:t xml:space="preserve"> </w:t>
+      </w:r>
+      <w:r>
+        <w:t xml:space="preserve">each with its own name and identifier,</w:t>
+      </w:r>
+      <w:r>
+        <w:t xml:space="preserve"> </w:t>
+      </w:r>
+      <w:r>
+        <w:t xml:space="preserve">and glue the pieces together with hyperlinks.</w:t>
+      </w:r>
+    </w:p>
+    <w:p>
+      <w:pPr>
+        <w:pStyle w:val="BodyText"/>
+      </w:pPr>
+      <w:r>
+        <w:t xml:space="preserve">This is the compositional approach of</w:t>
+      </w:r>
+      <w:r>
+        <w:t xml:space="preserve"> </w:t>
+      </w:r>
       <w:hyperlink r:id="rId14">
+        <w:r>
+          <w:rPr>
+            <w:rStyle w:val="Hyperlink"/>
+          </w:rPr>
+          <w:t xml:space="preserve">modular programming</w:t>
+        </w:r>
+      </w:hyperlink>
+      <w:r>
+        <w:t xml:space="preserve">:</w:t>
+      </w:r>
+      <w:r>
+        <w:t xml:space="preserve"> </w:t>
+      </w:r>
+      <w:r>
+        <w:t xml:space="preserve">a program is built from small, single-purpose modules that call one another,</w:t>
+      </w:r>
+      <w:r>
+        <w:t xml:space="preserve"> </w:t>
+      </w:r>
+      <w:r>
+        <w:t xml:space="preserve">and a maintainer changes one module without reading the rest.</w:t>
+      </w:r>
+      <w:r>
+        <w:t xml:space="preserve"> </w:t>
+      </w:r>
+      <w:r>
+        <w:t xml:space="preserve">The notes work the same way.</w:t>
+      </w:r>
+      <w:r>
+        <w:t xml:space="preserve"> </w:t>
+      </w:r>
+      <w:r>
+        <w:t xml:space="preserve">A theorem links to the definitions it uses,</w:t>
+      </w:r>
+      <w:r>
+        <w:t xml:space="preserve"> </w:t>
+      </w:r>
+      <w:r>
+        <w:t xml:space="preserve">a proof links to the lemmas it uses,</w:t>
+      </w:r>
+      <w:r>
+        <w:t xml:space="preserve"> </w:t>
+      </w:r>
+      <w:r>
+        <w:t xml:space="preserve">and an expression is written with the named pieces it is built from.</w:t>
+      </w:r>
+    </w:p>
+    <w:p>
+      <w:pPr>
+        <w:pStyle w:val="Compact"/>
+        <w:numPr>
+          <w:ilvl w:val="0"/>
+          <w:numId w:val="1002"/>
+        </w:numPr>
+      </w:pPr>
+      <w:r>
+        <w:t xml:space="preserve">A display holds one idea.</w:t>
+      </w:r>
+      <w:r>
+        <w:t xml:space="preserve"> </w:t>
+      </w:r>
+      <w:r>
+        <w:t xml:space="preserve">Name each meaningful sub-expression, give it a macro,</w:t>
+      </w:r>
+      <w:r>
+        <w:t xml:space="preserve"> </w:t>
+      </w:r>
+      <w:r>
+        <w:t xml:space="preserve">and build the display from the names</w:t>
+      </w:r>
+      <w:r>
+        <w:t xml:space="preserve"> </w:t>
+      </w:r>
+      <w:r>
+        <w:t xml:space="preserve">(see</w:t>
+      </w:r>
+      <w:r>
+        <w:t xml:space="preserve"> </w:t>
+      </w:r>
+      <w:hyperlink r:id="rId15">
+        <w:r>
+          <w:rPr>
+            <w:rStyle w:val="Hyperlink"/>
+          </w:rPr>
+          <w:t xml:space="preserve">Making expressions concise</w:t>
+        </w:r>
+      </w:hyperlink>
+      <w:r>
+        <w:t xml:space="preserve">).</w:t>
+      </w:r>
+    </w:p>
+    <w:p>
+      <w:pPr>
+        <w:pStyle w:val="Compact"/>
+        <w:numPr>
+          <w:ilvl w:val="0"/>
+          <w:numId w:val="1002"/>
+        </w:numPr>
+      </w:pPr>
+      <w:r>
+        <w:t xml:space="preserve">A div holds one term or one result.</w:t>
+      </w:r>
+      <w:r>
+        <w:t xml:space="preserve"> </w:t>
+      </w:r>
+      <w:r>
+        <w:t xml:space="preserve">Move a second term, a side property or a long argument into its own div,</w:t>
+      </w:r>
+      <w:r>
+        <w:t xml:space="preserve"> </w:t>
+      </w:r>
+      <w:r>
+        <w:t xml:space="preserve">and link to it from the place that needs it</w:t>
+      </w:r>
+      <w:r>
+        <w:t xml:space="preserve"> </w:t>
+      </w:r>
+      <w:r>
+        <w:t xml:space="preserve">(see</w:t>
+      </w:r>
+      <w:r>
+        <w:t xml:space="preserve"> </w:t>
+      </w:r>
+      <w:hyperlink w:anchor="give-each-defined-term-its-own-div">
+        <w:r>
+          <w:rPr>
+            <w:rStyle w:val="Hyperlink"/>
+          </w:rPr>
+          <w:t xml:space="preserve">Give each defined term its own div</w:t>
+        </w:r>
+      </w:hyperlink>
+      <w:r>
+        <w:t xml:space="preserve">).</w:t>
+      </w:r>
+    </w:p>
+    <w:p>
+      <w:pPr>
+        <w:pStyle w:val="Compact"/>
+        <w:numPr>
+          <w:ilvl w:val="0"/>
+          <w:numId w:val="1002"/>
+        </w:numPr>
+      </w:pPr>
+      <w:r>
+        <w:t xml:space="preserve">A proof states the lemmas it needs and links to them,</w:t>
+      </w:r>
+      <w:r>
+        <w:t xml:space="preserve"> </w:t>
+      </w:r>
+      <w:r>
+        <w:t xml:space="preserve">instead of deriving them in the middle of the argument.</w:t>
+      </w:r>
+    </w:p>
+    <w:p>
+      <w:pPr>
+        <w:pStyle w:val="Compact"/>
+        <w:numPr>
+          <w:ilvl w:val="0"/>
+          <w:numId w:val="1002"/>
+        </w:numPr>
+      </w:pPr>
+      <w:r>
+        <w:t xml:space="preserve">A link replaces a repeated explanation.</w:t>
+      </w:r>
+      <w:r>
+        <w:t xml:space="preserve"> </w:t>
+      </w:r>
+      <w:r>
+        <w:t xml:space="preserve">If a piece is already written, link to it instead of writing it a second time.</w:t>
+      </w:r>
+    </w:p>
+    <w:p>
+      <w:pPr>
+        <w:pStyle w:val="FirstParagraph"/>
+      </w:pPr>
+      <w:r>
+        <w:t xml:space="preserve">When a unit still looks long, ask what could be named and moved out.</w:t>
+      </w:r>
+    </w:p>
+    <w:bookmarkStart w:id="16" w:name="exm-atomic-units"/>
+    <w:p>
+      <w:pPr>
+        <w:pStyle w:val="BodyText"/>
+      </w:pPr>
+      <w:r>
+        <w:rPr>
+          <w:b/>
+          <w:bCs/>
+        </w:rPr>
+        <w:t xml:space="preserve">Example 2 (Splitting one long definition)</w:t>
+      </w:r>
+      <w:r>
+        <w:t xml:space="preserve"> </w:t>
+      </w:r>
+      <w:r>
+        <w:t xml:space="preserve"> </w:t>
+      </w:r>
+    </w:p>
+    <w:p>
+      <w:pPr>
+        <w:pStyle w:val="BlockText"/>
+      </w:pPr>
+      <w:r>
+        <w:t xml:space="preserve">❌ One div defines the ridge estimator, defines its penalty, and proves that it shrinks the coefficients.</w:t>
+      </w:r>
+    </w:p>
+    <w:p>
+      <w:pPr>
+        <w:pStyle w:val="BlockText"/>
+      </w:pPr>
+      <w:r>
+        <w:t xml:space="preserve">✅ Three divs: a definition of the penalty, a definition of the ridge estimator that links to the penalty, and a theorem on shrinkage that links to both.</w:t>
+      </w:r>
+    </w:p>
+    <w:p>
+      <w:pPr>
+        <w:pStyle w:val="FirstParagraph"/>
+      </w:pPr>
+      <w:r>
+        <w:t xml:space="preserve">The ✅ version lets a later chapter link to the penalty alone,</w:t>
+      </w:r>
+      <w:r>
+        <w:t xml:space="preserve"> </w:t>
+      </w:r>
+      <w:r>
+        <w:t xml:space="preserve">and each piece fits on a slide.</w:t>
+      </w:r>
+    </w:p>
+    <w:bookmarkEnd w:id="16"/>
+    <w:bookmarkEnd w:id="17"/>
+    <w:bookmarkStart w:id="19" w:name="give-each-defined-term-its-own-div"/>
+    <w:p>
+      <w:pPr>
+        <w:pStyle w:val="Heading2"/>
+      </w:pPr>
+      <w:r>
+        <w:t xml:space="preserve">3 Give each defined term its own div</w:t>
+      </w:r>
+    </w:p>
+    <w:p>
+      <w:pPr>
+        <w:pStyle w:val="FirstParagraph"/>
+      </w:pPr>
+      <w:hyperlink r:id="rId18">
         <w:r>
           <w:rPr>
             <w:rStyle w:val="Hyperlink"/>
@@ -666,7 +960,7 @@
         <w:pStyle w:val="Compact"/>
         <w:numPr>
           <w:ilvl w:val="0"/>
-          <w:numId w:val="1002"/>
+          <w:numId w:val="1003"/>
         </w:numPr>
       </w:pPr>
       <w:r>
@@ -699,7 +993,7 @@
         <w:pStyle w:val="Compact"/>
         <w:numPr>
           <w:ilvl w:val="0"/>
-          <w:numId w:val="1002"/>
+          <w:numId w:val="1003"/>
         </w:numPr>
       </w:pPr>
       <w:r>
@@ -750,7 +1044,7 @@
         <w:pStyle w:val="Compact"/>
         <w:numPr>
           <w:ilvl w:val="0"/>
-          <w:numId w:val="1002"/>
+          <w:numId w:val="1003"/>
         </w:numPr>
       </w:pPr>
       <w:r>
@@ -900,7 +1194,7 @@
         <w:pStyle w:val="Compact"/>
         <w:numPr>
           <w:ilvl w:val="0"/>
-          <w:numId w:val="1002"/>
+          <w:numId w:val="1003"/>
         </w:numPr>
       </w:pPr>
       <w:r>
@@ -1044,14 +1338,14 @@
         <w:t xml:space="preserve">and also the points where the derivative does not exist.</w:t>
       </w:r>
     </w:p>
-    <w:bookmarkEnd w:id="15"/>
-    <w:bookmarkStart w:id="16" w:name="state-the-notation-and-its-alternatives"/>
+    <w:bookmarkEnd w:id="19"/>
+    <w:bookmarkStart w:id="20" w:name="state-the-notation-and-its-alternatives"/>
     <w:p>
       <w:pPr>
         <w:pStyle w:val="Heading2"/>
       </w:pPr>
       <w:r>
-        <w:t xml:space="preserve">3 State the notation and its alternatives</w:t>
+        <w:t xml:space="preserve">4 State the notation and its alternatives</w:t>
       </w:r>
     </w:p>
     <w:p>
@@ -1143,14 +1437,14 @@
         <w:t xml:space="preserve">to make the choice explicit.</w:t>
       </w:r>
     </w:p>
-    <w:bookmarkEnd w:id="16"/>
-    <w:bookmarkStart w:id="17" w:name="Xac7e4ead54b12ccf6544491699a177b7d16fa22"/>
+    <w:bookmarkEnd w:id="20"/>
+    <w:bookmarkStart w:id="21" w:name="Xac7e4ead54b12ccf6544491699a177b7d16fa22"/>
     <w:p>
       <w:pPr>
         <w:pStyle w:val="Heading2"/>
       </w:pPr>
       <w:r>
-        <w:t xml:space="preserve">4 Lead with the simplest correct form of a definition</w:t>
+        <w:t xml:space="preserve">5 Lead with the simplest correct form of a definition</w:t>
       </w:r>
     </w:p>
     <w:p>
@@ -1404,14 +1698,14 @@
         <w:t xml:space="preserve">The conventional form still appears in the notes, as a named result.</w:t>
       </w:r>
     </w:p>
-    <w:bookmarkEnd w:id="17"/>
-    <w:bookmarkStart w:id="18" w:name="reuse-one-written-version-of-each-result"/>
+    <w:bookmarkEnd w:id="21"/>
+    <w:bookmarkStart w:id="22" w:name="reuse-one-written-version-of-each-result"/>
     <w:p>
       <w:pPr>
         <w:pStyle w:val="Heading2"/>
       </w:pPr>
       <w:r>
-        <w:t xml:space="preserve">5 Reuse one written version of each result</w:t>
+        <w:t xml:space="preserve">6 Reuse one written version of each result</w:t>
       </w:r>
     </w:p>
     <w:p>
@@ -1446,22 +1740,22 @@
         <w:t xml:space="preserve">instead of keeping a second wording that can drift.</w:t>
       </w:r>
     </w:p>
-    <w:bookmarkEnd w:id="18"/>
-    <w:bookmarkStart w:id="19" w:name="use-real-data-and-compute-every-number"/>
+    <w:bookmarkEnd w:id="22"/>
+    <w:bookmarkStart w:id="24" w:name="use-real-data-and-compute-every-number"/>
     <w:p>
       <w:pPr>
         <w:pStyle w:val="Heading2"/>
       </w:pPr>
       <w:r>
-        <w:t xml:space="preserve">6 Use real data and compute every number</w:t>
-      </w:r>
-    </w:p>
-    <w:p>
-      <w:pPr>
-        <w:pStyle w:val="Compact"/>
-        <w:numPr>
-          <w:ilvl w:val="0"/>
-          <w:numId w:val="1003"/>
+        <w:t xml:space="preserve">7 Use real data and compute every number</w:t>
+      </w:r>
+    </w:p>
+    <w:p>
+      <w:pPr>
+        <w:pStyle w:val="Compact"/>
+        <w:numPr>
+          <w:ilvl w:val="0"/>
+          <w:numId w:val="1004"/>
         </w:numPr>
       </w:pPr>
       <w:r>
@@ -1485,7 +1779,7 @@
         <w:pStyle w:val="Compact"/>
         <w:numPr>
           <w:ilvl w:val="0"/>
-          <w:numId w:val="1003"/>
+          <w:numId w:val="1004"/>
         </w:numPr>
       </w:pPr>
       <w:r>
@@ -1503,7 +1797,55 @@
         <w:pStyle w:val="Compact"/>
         <w:numPr>
           <w:ilvl w:val="0"/>
-          <w:numId w:val="1003"/>
+          <w:numId w:val="1004"/>
+        </w:numPr>
+      </w:pPr>
+      <w:r>
+        <w:t xml:space="preserve">Show the data where it is first mentioned.</w:t>
+      </w:r>
+      <w:r>
+        <w:t xml:space="preserve"> </w:t>
+      </w:r>
+      <w:r>
+        <w:t xml:space="preserve">Put a table of a few rows, or a plot of the variables, directly after the sentence that names the dataset,</w:t>
+      </w:r>
+      <w:r>
+        <w:t xml:space="preserve"> </w:t>
+      </w:r>
+      <w:r>
+        <w:t xml:space="preserve">before any discussion of its features, the methods to apply to it, or the questions it raises.</w:t>
+      </w:r>
+      <w:r>
+        <w:t xml:space="preserve"> </w:t>
+      </w:r>
+      <w:r>
+        <w:t xml:space="preserve">A reader who has seen the data can picture what the next slides describe,</w:t>
+      </w:r>
+      <w:r>
+        <w:t xml:space="preserve"> </w:t>
+      </w:r>
+      <w:r>
+        <w:t xml:space="preserve">while a reader who has not must hold an abstract description in mind until the data appears.</w:t>
+      </w:r>
+      <w:r>
+        <w:t xml:space="preserve"> </w:t>
+      </w:r>
+      <w:r>
+        <w:t xml:space="preserve">If the data are too large to show, show a sample or a summary figure.</w:t>
+      </w:r>
+      <w:r>
+        <w:t xml:space="preserve"> </w:t>
+      </w:r>
+      <w:r>
+        <w:t xml:space="preserve">Link later mentions of the dataset back to this first display.</w:t>
+      </w:r>
+    </w:p>
+    <w:p>
+      <w:pPr>
+        <w:pStyle w:val="Compact"/>
+        <w:numPr>
+          <w:ilvl w:val="0"/>
+          <w:numId w:val="1004"/>
         </w:numPr>
       </w:pPr>
       <w:r>
@@ -1528,14 +1870,88 @@
         <w:t xml:space="preserve">A number typed into prose goes stale when the data or the code changes.</w:t>
       </w:r>
     </w:p>
-    <w:bookmarkEnd w:id="19"/>
-    <w:bookmarkStart w:id="20" w:name="Xa214254a94aa6db868b5b9577007bf4e27699b1"/>
+    <w:bookmarkStart w:id="23" w:name="exm-show-data-first"/>
+    <w:p>
+      <w:pPr>
+        <w:pStyle w:val="FirstParagraph"/>
+      </w:pPr>
+      <w:r>
+        <w:rPr>
+          <w:b/>
+          <w:bCs/>
+        </w:rPr>
+        <w:t xml:space="preserve">Example 3 (Showing the data at first mention)</w:t>
+      </w:r>
+      <w:r>
+        <w:t xml:space="preserve"> </w:t>
+      </w:r>
+      <w:r>
+        <w:t xml:space="preserve"> </w:t>
+      </w:r>
+    </w:p>
+    <w:p>
+      <w:pPr>
+        <w:pStyle w:val="BlockText"/>
+      </w:pPr>
+      <w:r>
+        <w:t xml:space="preserve">❌ Slides 3 to 9 discuss the spam data’s 57 predictors, its class imbalance</w:t>
+      </w:r>
+      <w:r>
+        <w:t xml:space="preserve"> </w:t>
+      </w:r>
+      <w:r>
+        <w:t xml:space="preserve">and the loss we will minimize.</w:t>
+      </w:r>
+      <w:r>
+        <w:t xml:space="preserve"> </w:t>
+      </w:r>
+      <w:r>
+        <w:t xml:space="preserve">Slide 10 shows a table of the first rows.</w:t>
+      </w:r>
+    </w:p>
+    <w:p>
+      <w:pPr>
+        <w:pStyle w:val="BlockText"/>
+      </w:pPr>
+      <w:r>
+        <w:t xml:space="preserve">✅ Slide 3 introduces the spam data and shows a table of its first rows</w:t>
+      </w:r>
+      <w:r>
+        <w:t xml:space="preserve"> </w:t>
+      </w:r>
+      <w:r>
+        <w:t xml:space="preserve">and a plot of one predictor by class.</w:t>
+      </w:r>
+      <w:r>
+        <w:t xml:space="preserve"> </w:t>
+      </w:r>
+      <w:r>
+        <w:t xml:space="preserve">Slides 4 to 10 discuss the predictors, the class imbalance and the loss,</w:t>
+      </w:r>
+      <w:r>
+        <w:t xml:space="preserve"> </w:t>
+      </w:r>
+      <w:r>
+        <w:t xml:space="preserve">and refer back to that table and plot.</w:t>
+      </w:r>
+    </w:p>
+    <w:p>
+      <w:pPr>
+        <w:pStyle w:val="FirstParagraph"/>
+      </w:pPr>
+      <w:r>
+        <w:t xml:space="preserve">The ✅ version lets every later slide refer to something the reader has already seen.</w:t>
+      </w:r>
+    </w:p>
+    <w:bookmarkEnd w:id="23"/>
+    <w:bookmarkEnd w:id="24"/>
+    <w:bookmarkStart w:id="25" w:name="Xa214254a94aa6db868b5b9577007bf4e27699b1"/>
     <w:p>
       <w:pPr>
         <w:pStyle w:val="Heading2"/>
       </w:pPr>
       <w:r>
-        <w:t xml:space="preserve">7 Store structured data in structured formats</w:t>
+        <w:t xml:space="preserve">8 Store structured data in structured formats</w:t>
       </w:r>
     </w:p>
     <w:p>
@@ -1551,7 +1967,7 @@
         <w:pStyle w:val="Compact"/>
         <w:numPr>
           <w:ilvl w:val="0"/>
-          <w:numId w:val="1004"/>
+          <w:numId w:val="1005"/>
         </w:numPr>
       </w:pPr>
       <w:r>
@@ -1581,7 +1997,7 @@
         <w:pStyle w:val="Compact"/>
         <w:numPr>
           <w:ilvl w:val="0"/>
-          <w:numId w:val="1004"/>
+          <w:numId w:val="1005"/>
         </w:numPr>
       </w:pPr>
       <w:r>
@@ -1599,7 +2015,7 @@
         <w:pStyle w:val="Compact"/>
         <w:numPr>
           <w:ilvl w:val="0"/>
-          <w:numId w:val="1004"/>
+          <w:numId w:val="1005"/>
         </w:numPr>
       </w:pPr>
       <w:r>
@@ -1626,7 +2042,7 @@
         <w:pStyle w:val="Compact"/>
         <w:numPr>
           <w:ilvl w:val="0"/>
-          <w:numId w:val="1004"/>
+          <w:numId w:val="1005"/>
         </w:numPr>
       </w:pPr>
       <w:r>
@@ -1644,29 +2060,29 @@
         <w:pStyle w:val="Compact"/>
         <w:numPr>
           <w:ilvl w:val="0"/>
-          <w:numId w:val="1004"/>
+          <w:numId w:val="1005"/>
         </w:numPr>
       </w:pPr>
       <w:r>
         <w:t xml:space="preserve">A short list that no other page reads can stay as prose.</w:t>
       </w:r>
     </w:p>
-    <w:bookmarkEnd w:id="20"/>
-    <w:bookmarkStart w:id="23" w:name="show-each-idea-applied-and-in-a-figure"/>
+    <w:bookmarkEnd w:id="25"/>
+    <w:bookmarkStart w:id="28" w:name="show-each-idea-applied-and-in-a-figure"/>
     <w:p>
       <w:pPr>
         <w:pStyle w:val="Heading2"/>
       </w:pPr>
       <w:r>
-        <w:t xml:space="preserve">8 Show each idea applied and in a figure</w:t>
-      </w:r>
-    </w:p>
-    <w:p>
-      <w:pPr>
-        <w:pStyle w:val="Compact"/>
-        <w:numPr>
-          <w:ilvl w:val="0"/>
-          <w:numId w:val="1005"/>
+        <w:t xml:space="preserve">9 Show each idea applied and in a figure</w:t>
+      </w:r>
+    </w:p>
+    <w:p>
+      <w:pPr>
+        <w:pStyle w:val="Compact"/>
+        <w:numPr>
+          <w:ilvl w:val="0"/>
+          <w:numId w:val="1006"/>
         </w:numPr>
       </w:pPr>
       <w:r>
@@ -1690,7 +2106,7 @@
         <w:pStyle w:val="Compact"/>
         <w:numPr>
           <w:ilvl w:val="0"/>
-          <w:numId w:val="1005"/>
+          <w:numId w:val="1006"/>
         </w:numPr>
       </w:pPr>
       <w:r>
@@ -1795,7 +2211,7 @@
       <w:r>
         <w:t xml:space="preserve"> </w:t>
       </w:r>
-      <w:hyperlink r:id="rId21">
+      <w:hyperlink r:id="rId26">
         <w:r>
           <w:rPr>
             <w:rStyle w:val="Hyperlink"/>
@@ -1815,7 +2231,7 @@
         <w:pStyle w:val="Compact"/>
         <w:numPr>
           <w:ilvl w:val="0"/>
-          <w:numId w:val="1005"/>
+          <w:numId w:val="1006"/>
         </w:numPr>
       </w:pPr>
       <w:r>
@@ -1839,7 +2255,7 @@
         <w:pStyle w:val="Compact"/>
         <w:numPr>
           <w:ilvl w:val="0"/>
-          <w:numId w:val="1005"/>
+          <w:numId w:val="1006"/>
         </w:numPr>
       </w:pPr>
       <w:r>
@@ -1857,7 +2273,7 @@
         <w:pStyle w:val="Compact"/>
         <w:numPr>
           <w:ilvl w:val="0"/>
-          <w:numId w:val="1005"/>
+          <w:numId w:val="1006"/>
         </w:numPr>
       </w:pPr>
       <w:r>
@@ -1896,7 +2312,7 @@
       <w:r>
         <w:t xml:space="preserve"> </w:t>
       </w:r>
-      <w:hyperlink r:id="rId22">
+      <w:hyperlink r:id="rId27">
         <w:r>
           <w:rPr>
             <w:rStyle w:val="Hyperlink"/>
@@ -1916,21 +2332,21 @@
         <w:pStyle w:val="Compact"/>
         <w:numPr>
           <w:ilvl w:val="0"/>
-          <w:numId w:val="1005"/>
+          <w:numId w:val="1006"/>
         </w:numPr>
       </w:pPr>
       <w:r>
         <w:t xml:space="preserve">Make each figure follow the accessibility rules below.</w:t>
       </w:r>
     </w:p>
-    <w:bookmarkEnd w:id="23"/>
-    <w:bookmarkStart w:id="27" w:name="Xf27331f4c36c8d578e5fa29a37312484cc3343a"/>
+    <w:bookmarkEnd w:id="28"/>
+    <w:bookmarkStart w:id="30" w:name="X7f95f8ec3b796fc99108c37bb45d62741b824c4"/>
     <w:p>
       <w:pPr>
         <w:pStyle w:val="Heading2"/>
       </w:pPr>
       <w:r>
-        <w:t xml:space="preserve">9 Write labs for both languages and any computer</w:t>
+        <w:t xml:space="preserve">10 Follow every example with an exercise and solution</w:t>
       </w:r>
     </w:p>
     <w:p>
@@ -1938,6 +2354,399 @@
         <w:pStyle w:val="FirstParagraph"/>
       </w:pPr>
       <w:r>
+        <w:t xml:space="preserve">Reading a worked example is passive.</w:t>
+      </w:r>
+      <w:r>
+        <w:t xml:space="preserve"> </w:t>
+      </w:r>
+      <w:r>
+        <w:t xml:space="preserve">A reader who has just seen one method applied</w:t>
+      </w:r>
+      <w:r>
+        <w:t xml:space="preserve"> </w:t>
+      </w:r>
+      <w:r>
+        <w:t xml:space="preserve">learns more by applying it to a new case than by reading a second example.</w:t>
+      </w:r>
+      <w:r>
+        <w:t xml:space="preserve"> </w:t>
+      </w:r>
+      <w:r>
+        <w:t xml:space="preserve">So each example gets a practice exercise, with its solution, right after it.</w:t>
+      </w:r>
+    </w:p>
+    <w:p>
+      <w:pPr>
+        <w:pStyle w:val="Compact"/>
+        <w:numPr>
+          <w:ilvl w:val="0"/>
+          <w:numId w:val="1007"/>
+        </w:numPr>
+      </w:pPr>
+      <w:r>
+        <w:t xml:space="preserve">After every</w:t>
+      </w:r>
+      <w:r>
+        <w:t xml:space="preserve"> </w:t>
+      </w:r>
+      <w:r>
+        <w:rPr>
+          <w:rStyle w:val="VerbatimChar"/>
+        </w:rPr>
+        <w:t xml:space="preserve">#exm-</w:t>
+      </w:r>
+      <w:r>
+        <w:t xml:space="preserve"> </w:t>
+      </w:r>
+      <w:r>
+        <w:t xml:space="preserve">div, add an</w:t>
+      </w:r>
+      <w:r>
+        <w:t xml:space="preserve"> </w:t>
+      </w:r>
+      <w:r>
+        <w:rPr>
+          <w:rStyle w:val="VerbatimChar"/>
+        </w:rPr>
+        <w:t xml:space="preserve">#exr-</w:t>
+      </w:r>
+      <w:r>
+        <w:t xml:space="preserve"> </w:t>
+      </w:r>
+      <w:r>
+        <w:t xml:space="preserve">div that asks the reader</w:t>
+      </w:r>
+      <w:r>
+        <w:t xml:space="preserve"> </w:t>
+      </w:r>
+      <w:r>
+        <w:t xml:space="preserve">to do the same thing for a different case,</w:t>
+      </w:r>
+      <w:r>
+        <w:t xml:space="preserve"> </w:t>
+      </w:r>
+      <w:r>
+        <w:t xml:space="preserve">followed by its</w:t>
+      </w:r>
+      <w:r>
+        <w:t xml:space="preserve"> </w:t>
+      </w:r>
+      <w:r>
+        <w:rPr>
+          <w:rStyle w:val="VerbatimChar"/>
+        </w:rPr>
+        <w:t xml:space="preserve">#sol-</w:t>
+      </w:r>
+      <w:r>
+        <w:t xml:space="preserve"> </w:t>
+      </w:r>
+      <w:r>
+        <w:t xml:space="preserve">div.</w:t>
+      </w:r>
+      <w:r>
+        <w:t xml:space="preserve"> </w:t>
+      </w:r>
+      <w:r>
+        <w:t xml:space="preserve">The exercise changes the data, the function or the question,</w:t>
+      </w:r>
+      <w:r>
+        <w:t xml:space="preserve"> </w:t>
+      </w:r>
+      <w:r>
+        <w:t xml:space="preserve">so the solution is not a copy of the example.</w:t>
+      </w:r>
+    </w:p>
+    <w:p>
+      <w:pPr>
+        <w:pStyle w:val="Compact"/>
+        <w:numPr>
+          <w:ilvl w:val="0"/>
+          <w:numId w:val="1007"/>
+        </w:numPr>
+      </w:pPr>
+      <w:r>
+        <w:t xml:space="preserve">The full sequence for a new idea is therefore:</w:t>
+      </w:r>
+      <w:r>
+        <w:t xml:space="preserve"> </w:t>
+      </w:r>
+      <w:r>
+        <w:t xml:space="preserve">the exercise that poses the question and its solution,</w:t>
+      </w:r>
+      <w:r>
+        <w:t xml:space="preserve"> </w:t>
+      </w:r>
+      <w:r>
+        <w:t xml:space="preserve">the definition or theorem,</w:t>
+      </w:r>
+      <w:r>
+        <w:t xml:space="preserve"> </w:t>
+      </w:r>
+      <w:r>
+        <w:t xml:space="preserve">an example,</w:t>
+      </w:r>
+      <w:r>
+        <w:t xml:space="preserve"> </w:t>
+      </w:r>
+      <w:r>
+        <w:t xml:space="preserve">and a practice exercise with its solution.</w:t>
+      </w:r>
+    </w:p>
+    <w:p>
+      <w:pPr>
+        <w:pStyle w:val="Compact"/>
+        <w:numPr>
+          <w:ilvl w:val="0"/>
+          <w:numId w:val="1007"/>
+        </w:numPr>
+      </w:pPr>
+      <w:r>
+        <w:t xml:space="preserve">More generally, give readers an opportunity to think at every stage:</w:t>
+      </w:r>
+      <w:r>
+        <w:t xml:space="preserve"> </w:t>
+      </w:r>
+      <w:r>
+        <w:t xml:space="preserve">a question they can answer before the next paragraph, a calculation to try,</w:t>
+      </w:r>
+      <w:r>
+        <w:t xml:space="preserve"> </w:t>
+      </w:r>
+      <w:r>
+        <w:t xml:space="preserve">a prediction to make before the code runs.</w:t>
+      </w:r>
+    </w:p>
+    <w:p>
+      <w:pPr>
+        <w:pStyle w:val="Compact"/>
+        <w:numPr>
+          <w:ilvl w:val="0"/>
+          <w:numId w:val="1007"/>
+        </w:numPr>
+      </w:pPr>
+      <w:r>
+        <w:t xml:space="preserve">A counterexample (see</w:t>
+      </w:r>
+      <w:r>
+        <w:t xml:space="preserve"> </w:t>
+      </w:r>
+      <w:hyperlink r:id="rId18">
+        <w:r>
+          <w:rPr>
+            <w:rStyle w:val="Hyperlink"/>
+          </w:rPr>
+          <w:t xml:space="preserve">Defining terms clearly</w:t>
+        </w:r>
+      </w:hyperlink>
+      <w:r>
+        <w:t xml:space="preserve">)</w:t>
+      </w:r>
+      <w:r>
+        <w:t xml:space="preserve"> </w:t>
+      </w:r>
+      <w:r>
+        <w:t xml:space="preserve">can stand in for the practice exercise</w:t>
+      </w:r>
+      <w:r>
+        <w:t xml:space="preserve"> </w:t>
+      </w:r>
+      <w:r>
+        <w:t xml:space="preserve">when the exercise would be</w:t>
+      </w:r>
+      <w:r>
+        <w:t xml:space="preserve"> </w:t>
+      </w:r>
+      <w:r>
+        <w:t xml:space="preserve">“decide whether this case fits the definition”</w:t>
+      </w:r>
+      <w:r>
+        <w:t xml:space="preserve">.</w:t>
+      </w:r>
+    </w:p>
+    <w:p>
+      <w:pPr>
+        <w:pStyle w:val="Compact"/>
+        <w:numPr>
+          <w:ilvl w:val="0"/>
+          <w:numId w:val="1007"/>
+        </w:numPr>
+      </w:pPr>
+      <w:r>
+        <w:t xml:space="preserve">Give the practice exercise its own slug and follow the numbering and slide-break rules above.</w:t>
+      </w:r>
+    </w:p>
+    <w:bookmarkStart w:id="29" w:name="exm-practice-after-example"/>
+    <w:p>
+      <w:pPr>
+        <w:pStyle w:val="FirstParagraph"/>
+      </w:pPr>
+      <w:r>
+        <w:rPr>
+          <w:b/>
+          <w:bCs/>
+        </w:rPr>
+        <w:t xml:space="preserve">Example 4 (An example followed by a practice exercise)</w:t>
+      </w:r>
+      <w:r>
+        <w:t xml:space="preserve"> </w:t>
+      </w:r>
+      <w:r>
+        <w:t xml:space="preserve"> </w:t>
+      </w:r>
+    </w:p>
+    <w:p>
+      <w:pPr>
+        <w:pStyle w:val="BlockText"/>
+      </w:pPr>
+      <w:r>
+        <w:t xml:space="preserve">✅</w:t>
+      </w:r>
+    </w:p>
+    <w:p>
+      <w:pPr>
+        <w:pStyle w:val="SourceCode"/>
+      </w:pPr>
+      <w:r>
+        <w:rPr>
+          <w:rStyle w:val="NormalTok"/>
+        </w:rPr>
+        <w:t xml:space="preserve">::: {#exm-sample-mean}</w:t>
+      </w:r>
+      <w:r>
+        <w:br/>
+      </w:r>
+      <w:r>
+        <w:rPr>
+          <w:rStyle w:val="NormalTok"/>
+        </w:rPr>
+        <w:t xml:space="preserve">(the sample mean of one variable in a real dataset, computed by a code chunk)</w:t>
+      </w:r>
+      <w:r>
+        <w:br/>
+      </w:r>
+      <w:r>
+        <w:rPr>
+          <w:rStyle w:val="NormalTok"/>
+        </w:rPr>
+        <w:t xml:space="preserve">:::</w:t>
+      </w:r>
+      <w:r>
+        <w:br/>
+      </w:r>
+      <w:r>
+        <w:br/>
+      </w:r>
+      <w:r>
+        <w:rPr>
+          <w:rStyle w:val="NormalTok"/>
+        </w:rPr>
+        <w:t xml:space="preserve">::: {#exr-sample-mean-new-variable}</w:t>
+      </w:r>
+      <w:r>
+        <w:br/>
+      </w:r>
+      <w:r>
+        <w:rPr>
+          <w:rStyle w:val="NormalTok"/>
+        </w:rPr>
+        <w:t xml:space="preserve">Compute the sample mean of a different variable in the same dataset.</w:t>
+      </w:r>
+      <w:r>
+        <w:br/>
+      </w:r>
+      <w:r>
+        <w:rPr>
+          <w:rStyle w:val="NormalTok"/>
+        </w:rPr>
+        <w:t xml:space="preserve">:::</w:t>
+      </w:r>
+      <w:r>
+        <w:br/>
+      </w:r>
+      <w:r>
+        <w:br/>
+      </w:r>
+      <w:r>
+        <w:rPr>
+          <w:rStyle w:val="NormalTok"/>
+        </w:rPr>
+        <w:t xml:space="preserve">::: {#sol-sample-mean-new-variable}</w:t>
+      </w:r>
+      <w:r>
+        <w:br/>
+      </w:r>
+      <w:r>
+        <w:rPr>
+          <w:rStyle w:val="NormalTok"/>
+        </w:rPr>
+        <w:t xml:space="preserve">(the code chunk and its output)</w:t>
+      </w:r>
+      <w:r>
+        <w:br/>
+      </w:r>
+      <w:r>
+        <w:rPr>
+          <w:rStyle w:val="NormalTok"/>
+        </w:rPr>
+        <w:t xml:space="preserve">:::</w:t>
+      </w:r>
+    </w:p>
+    <w:p>
+      <w:pPr>
+        <w:pStyle w:val="FirstParagraph"/>
+      </w:pPr>
+      <w:r>
+        <w:t xml:space="preserve">The example shows the method once.</w:t>
+      </w:r>
+      <w:r>
+        <w:t xml:space="preserve"> </w:t>
+      </w:r>
+      <w:r>
+        <w:t xml:space="preserve">The exercise asks the reader to repeat it on a new variable</w:t>
+      </w:r>
+      <w:r>
+        <w:t xml:space="preserve"> </w:t>
+      </w:r>
+      <w:r>
+        <w:t xml:space="preserve">before moving on, and the solution’s numbers still come from running code</w:t>
+      </w:r>
+      <w:r>
+        <w:t xml:space="preserve"> </w:t>
+      </w:r>
+      <w:r>
+        <w:t xml:space="preserve">(see</w:t>
+      </w:r>
+      <w:r>
+        <w:t xml:space="preserve"> </w:t>
+      </w:r>
+      <w:hyperlink w:anchor="use-real-data-and-compute-every-number">
+        <w:r>
+          <w:rPr>
+            <w:rStyle w:val="Hyperlink"/>
+          </w:rPr>
+          <w:t xml:space="preserve">Use real data and compute every number</w:t>
+        </w:r>
+      </w:hyperlink>
+      <w:r>
+        <w:t xml:space="preserve">).</w:t>
+      </w:r>
+    </w:p>
+    <w:bookmarkEnd w:id="29"/>
+    <w:bookmarkEnd w:id="30"/>
+    <w:bookmarkStart w:id="34" w:name="Xf27331f4c36c8d578e5fa29a37312484cc3343a"/>
+    <w:p>
+      <w:pPr>
+        <w:pStyle w:val="Heading2"/>
+      </w:pPr>
+      <w:r>
+        <w:t xml:space="preserve">11 Write labs for both languages and any computer</w:t>
+      </w:r>
+    </w:p>
+    <w:p>
+      <w:pPr>
+        <w:pStyle w:val="FirstParagraph"/>
+      </w:pPr>
+      <w:r>
         <w:t xml:space="preserve">These rules apply to all teaching materials,</w:t>
       </w:r>
       <w:r>
@@ -1952,7 +2761,7 @@
         <w:pStyle w:val="Compact"/>
         <w:numPr>
           <w:ilvl w:val="0"/>
-          <w:numId w:val="1006"/>
+          <w:numId w:val="1008"/>
         </w:numPr>
       </w:pPr>
       <w:r>
@@ -1964,7 +2773,7 @@
         <w:pStyle w:val="Compact"/>
         <w:numPr>
           <w:ilvl w:val="0"/>
-          <w:numId w:val="1006"/>
+          <w:numId w:val="1008"/>
         </w:numPr>
       </w:pPr>
       <w:r>
@@ -1973,7 +2782,7 @@
       <w:r>
         <w:t xml:space="preserve"> </w:t>
       </w:r>
-      <w:hyperlink r:id="rId24">
+      <w:hyperlink r:id="rId31">
         <w:r>
           <w:rPr>
             <w:rStyle w:val="Hyperlink"/>
@@ -1999,7 +2808,7 @@
       <w:r>
         <w:t xml:space="preserve"> </w:t>
       </w:r>
-      <w:hyperlink r:id="rId25">
+      <w:hyperlink r:id="rId32">
         <w:r>
           <w:rPr>
             <w:rStyle w:val="Hyperlink"/>
@@ -2019,7 +2828,7 @@
         <w:pStyle w:val="Compact"/>
         <w:numPr>
           <w:ilvl w:val="0"/>
-          <w:numId w:val="1006"/>
+          <w:numId w:val="1008"/>
         </w:numPr>
       </w:pPr>
       <w:r>
@@ -2064,7 +2873,7 @@
       <w:r>
         <w:t xml:space="preserve"> </w:t>
       </w:r>
-      <w:hyperlink r:id="rId26">
+      <w:hyperlink r:id="rId33">
         <w:r>
           <w:rPr>
             <w:rStyle w:val="Hyperlink"/>
@@ -2090,7 +2899,7 @@
         <w:pStyle w:val="Compact"/>
         <w:numPr>
           <w:ilvl w:val="0"/>
-          <w:numId w:val="1006"/>
+          <w:numId w:val="1008"/>
         </w:numPr>
       </w:pPr>
       <w:r>
@@ -2120,7 +2929,7 @@
         <w:pStyle w:val="Compact"/>
         <w:numPr>
           <w:ilvl w:val="0"/>
-          <w:numId w:val="1006"/>
+          <w:numId w:val="1008"/>
         </w:numPr>
       </w:pPr>
       <w:r>
@@ -2132,7 +2941,7 @@
         <w:pStyle w:val="Compact"/>
         <w:numPr>
           <w:ilvl w:val="0"/>
-          <w:numId w:val="1006"/>
+          <w:numId w:val="1008"/>
         </w:numPr>
       </w:pPr>
       <w:r>
@@ -2216,7 +3025,7 @@
         <w:pStyle w:val="Compact"/>
         <w:numPr>
           <w:ilvl w:val="0"/>
-          <w:numId w:val="1006"/>
+          <w:numId w:val="1008"/>
         </w:numPr>
       </w:pPr>
       <w:r>
@@ -2235,14 +3044,14 @@
         <w:t xml:space="preserve">so setup steps must work on a shared or hosted machine.</w:t>
       </w:r>
     </w:p>
-    <w:bookmarkEnd w:id="27"/>
-    <w:bookmarkStart w:id="36" w:name="present-r-results-with-modern-packages"/>
+    <w:bookmarkEnd w:id="34"/>
+    <w:bookmarkStart w:id="43" w:name="present-r-results-with-modern-packages"/>
     <w:p>
       <w:pPr>
         <w:pStyle w:val="Heading2"/>
       </w:pPr>
       <w:r>
-        <w:t xml:space="preserve">10 Present R results with modern packages</w:t>
+        <w:t xml:space="preserve">12 Present R results with modern packages</w:t>
       </w:r>
     </w:p>
     <w:p>
@@ -2264,7 +3073,7 @@
         <w:pStyle w:val="Compact"/>
         <w:numPr>
           <w:ilvl w:val="0"/>
-          <w:numId w:val="1007"/>
+          <w:numId w:val="1009"/>
         </w:numPr>
       </w:pPr>
       <w:r>
@@ -2309,7 +3118,7 @@
         <w:pStyle w:val="Compact"/>
         <w:numPr>
           <w:ilvl w:val="0"/>
-          <w:numId w:val="1007"/>
+          <w:numId w:val="1009"/>
         </w:numPr>
       </w:pPr>
       <w:r>
@@ -2318,7 +3127,7 @@
       <w:r>
         <w:t xml:space="preserve"> </w:t>
       </w:r>
-      <w:hyperlink r:id="rId28">
+      <w:hyperlink r:id="rId35">
         <w:r>
           <w:rPr>
             <w:rStyle w:val="Hyperlink"/>
@@ -2350,7 +3159,7 @@
       <w:r>
         <w:t xml:space="preserve"> </w:t>
       </w:r>
-      <w:hyperlink r:id="rId29">
+      <w:hyperlink r:id="rId36">
         <w:r>
           <w:rPr>
             <w:rStyle w:val="Hyperlink"/>
@@ -2415,7 +3224,7 @@
         <w:pStyle w:val="Compact"/>
         <w:numPr>
           <w:ilvl w:val="0"/>
-          <w:numId w:val="1007"/>
+          <w:numId w:val="1009"/>
         </w:numPr>
       </w:pPr>
       <w:r>
@@ -2424,7 +3233,7 @@
       <w:r>
         <w:t xml:space="preserve"> </w:t>
       </w:r>
-      <w:hyperlink r:id="rId30">
+      <w:hyperlink r:id="rId37">
         <w:r>
           <w:rPr>
             <w:rStyle w:val="Hyperlink"/>
@@ -2486,7 +3295,7 @@
         <w:pStyle w:val="Compact"/>
         <w:numPr>
           <w:ilvl w:val="0"/>
-          <w:numId w:val="1007"/>
+          <w:numId w:val="1009"/>
         </w:numPr>
       </w:pPr>
       <w:r>
@@ -2495,7 +3304,7 @@
       <w:r>
         <w:t xml:space="preserve"> </w:t>
       </w:r>
-      <w:hyperlink r:id="rId31">
+      <w:hyperlink r:id="rId38">
         <w:r>
           <w:rPr>
             <w:rStyle w:val="Hyperlink"/>
@@ -2512,7 +3321,7 @@
       <w:r>
         <w:t xml:space="preserve"> </w:t>
       </w:r>
-      <w:hyperlink r:id="rId32">
+      <w:hyperlink r:id="rId39">
         <w:r>
           <w:rPr>
             <w:rStyle w:val="Hyperlink"/>
@@ -2535,7 +3344,7 @@
       <w:r>
         <w:t xml:space="preserve"> </w:t>
       </w:r>
-      <w:hyperlink r:id="rId33">
+      <w:hyperlink r:id="rId40">
         <w:r>
           <w:rPr>
             <w:rStyle w:val="Hyperlink"/>
@@ -2567,7 +3376,7 @@
         <w:pStyle w:val="Compact"/>
         <w:numPr>
           <w:ilvl w:val="0"/>
-          <w:numId w:val="1007"/>
+          <w:numId w:val="1009"/>
         </w:numPr>
       </w:pPr>
       <w:r>
@@ -2591,7 +3400,7 @@
       <w:r>
         <w:t xml:space="preserve"> </w:t>
       </w:r>
-      <w:hyperlink r:id="rId34">
+      <w:hyperlink r:id="rId41">
         <w:r>
           <w:rPr>
             <w:rStyle w:val="Hyperlink"/>
@@ -2620,7 +3429,7 @@
         <w:pStyle w:val="Compact"/>
         <w:numPr>
           <w:ilvl w:val="0"/>
-          <w:numId w:val="1007"/>
+          <w:numId w:val="1009"/>
         </w:numPr>
       </w:pPr>
       <w:r>
@@ -2629,7 +3438,7 @@
       <w:r>
         <w:t xml:space="preserve"> </w:t>
       </w:r>
-      <w:hyperlink r:id="rId35">
+      <w:hyperlink r:id="rId42">
         <w:r>
           <w:rPr>
             <w:rStyle w:val="Hyperlink"/>
@@ -2644,14 +3453,14 @@
         <w:t xml:space="preserve">notes show the style.</w:t>
       </w:r>
     </w:p>
-    <w:bookmarkEnd w:id="36"/>
-    <w:bookmarkStart w:id="40" w:name="manipulate-data-with-dplyr-not-base-r"/>
+    <w:bookmarkEnd w:id="43"/>
+    <w:bookmarkStart w:id="47" w:name="manipulate-data-with-dplyr-not-base-r"/>
     <w:p>
       <w:pPr>
         <w:pStyle w:val="Heading2"/>
       </w:pPr>
       <w:r>
-        <w:t xml:space="preserve">11 Manipulate data with dplyr, not base R</w:t>
+        <w:t xml:space="preserve">13 Manipulate data with dplyr, not base R</w:t>
       </w:r>
     </w:p>
     <w:p>
@@ -2673,7 +3482,7 @@
         <w:pStyle w:val="Compact"/>
         <w:numPr>
           <w:ilvl w:val="0"/>
-          <w:numId w:val="1008"/>
+          <w:numId w:val="1010"/>
         </w:numPr>
       </w:pPr>
       <w:r>
@@ -2682,7 +3491,7 @@
       <w:r>
         <w:t xml:space="preserve"> </w:t>
       </w:r>
-      <w:hyperlink r:id="rId37">
+      <w:hyperlink r:id="rId44">
         <w:r>
           <w:rPr>
             <w:rStyle w:val="Hyperlink"/>
@@ -2744,7 +3553,7 @@
         <w:pStyle w:val="Compact"/>
         <w:numPr>
           <w:ilvl w:val="0"/>
-          <w:numId w:val="1008"/>
+          <w:numId w:val="1010"/>
         </w:numPr>
       </w:pPr>
       <w:r>
@@ -2795,7 +3604,7 @@
         <w:pStyle w:val="Compact"/>
         <w:numPr>
           <w:ilvl w:val="0"/>
-          <w:numId w:val="1008"/>
+          <w:numId w:val="1010"/>
         </w:numPr>
       </w:pPr>
       <w:r>
@@ -2831,7 +3640,7 @@
         <w:pStyle w:val="Compact"/>
         <w:numPr>
           <w:ilvl w:val="0"/>
-          <w:numId w:val="1008"/>
+          <w:numId w:val="1010"/>
         </w:numPr>
       </w:pPr>
       <w:r>
@@ -2840,7 +3649,7 @@
       <w:r>
         <w:t xml:space="preserve"> </w:t>
       </w:r>
-      <w:hyperlink r:id="rId38">
+      <w:hyperlink r:id="rId45">
         <w:r>
           <w:rPr>
             <w:rStyle w:val="Hyperlink"/>
@@ -2887,7 +3696,7 @@
         <w:pStyle w:val="Compact"/>
         <w:numPr>
           <w:ilvl w:val="0"/>
-          <w:numId w:val="1008"/>
+          <w:numId w:val="1010"/>
         </w:numPr>
       </w:pPr>
       <w:r>
@@ -2923,7 +3732,7 @@
         <w:pStyle w:val="Compact"/>
         <w:numPr>
           <w:ilvl w:val="0"/>
-          <w:numId w:val="1008"/>
+          <w:numId w:val="1010"/>
         </w:numPr>
       </w:pPr>
       <w:r>
@@ -2932,7 +3741,7 @@
       <w:r>
         <w:t xml:space="preserve"> </w:t>
       </w:r>
-      <w:hyperlink r:id="rId39">
+      <w:hyperlink r:id="rId46">
         <w:r>
           <w:rPr>
             <w:rStyle w:val="Hyperlink"/>
@@ -2979,7 +3788,7 @@
         <w:pStyle w:val="Compact"/>
         <w:numPr>
           <w:ilvl w:val="0"/>
-          <w:numId w:val="1008"/>
+          <w:numId w:val="1010"/>
         </w:numPr>
       </w:pPr>
       <w:r>
@@ -3003,7 +3812,7 @@
         <w:pStyle w:val="Compact"/>
         <w:numPr>
           <w:ilvl w:val="0"/>
-          <w:numId w:val="1008"/>
+          <w:numId w:val="1010"/>
         </w:numPr>
       </w:pPr>
       <w:r>
@@ -3102,7 +3911,7 @@
         <w:pStyle w:val="Compact"/>
         <w:numPr>
           <w:ilvl w:val="0"/>
-          <w:numId w:val="1008"/>
+          <w:numId w:val="1010"/>
         </w:numPr>
       </w:pPr>
       <w:r>
@@ -3121,14 +3930,14 @@
         <w:t xml:space="preserve">The rule is about selecting, filtering and building data frames.</w:t>
       </w:r>
     </w:p>
-    <w:bookmarkEnd w:id="40"/>
-    <w:bookmarkStart w:id="41" w:name="X7c0de8eaf50a5b2644eabf66f1f9b734b8a4a71"/>
+    <w:bookmarkEnd w:id="47"/>
+    <w:bookmarkStart w:id="49" w:name="X2bc6121e3a2f39a37d8a6591d77df16bd22bd0b"/>
     <w:p>
       <w:pPr>
         <w:pStyle w:val="Heading2"/>
       </w:pPr>
       <w:r>
-        <w:t xml:space="preserve">12 Comment every code chunk to say what and why</w:t>
+        <w:t xml:space="preserve">14 Include code from files instead of copying it</w:t>
       </w:r>
     </w:p>
     <w:p>
@@ -3136,6 +3945,277 @@
         <w:pStyle w:val="FirstParagraph"/>
       </w:pPr>
       <w:r>
+        <w:t xml:space="preserve">This rule applies to code that appears in more than one place in teaching materials.</w:t>
+      </w:r>
+    </w:p>
+    <w:p>
+      <w:pPr>
+        <w:pStyle w:val="Compact"/>
+        <w:numPr>
+          <w:ilvl w:val="0"/>
+          <w:numId w:val="1011"/>
+        </w:numPr>
+      </w:pPr>
+      <w:r>
+        <w:t xml:space="preserve">When the same code appears in several pages, or in a page and a script,</w:t>
+      </w:r>
+      <w:r>
+        <w:t xml:space="preserve"> </w:t>
+      </w:r>
+      <w:r>
+        <w:t xml:space="preserve">keep one source file and include it where it is shown.</w:t>
+      </w:r>
+      <w:r>
+        <w:t xml:space="preserve"> </w:t>
+      </w:r>
+      <w:r>
+        <w:t xml:space="preserve">A copy in each place drifts when one copy is fixed and the others are not</w:t>
+      </w:r>
+      <w:r>
+        <w:t xml:space="preserve"> </w:t>
+      </w:r>
+      <w:r>
+        <w:t xml:space="preserve">(see</w:t>
+      </w:r>
+      <w:r>
+        <w:t xml:space="preserve"> </w:t>
+      </w:r>
+      <w:hyperlink w:anchor="reuse-one-written-version-of-each-result">
+        <w:r>
+          <w:rPr>
+            <w:rStyle w:val="Hyperlink"/>
+          </w:rPr>
+          <w:t xml:space="preserve">Reuse one written version of each result</w:t>
+        </w:r>
+      </w:hyperlink>
+      <w:r>
+        <w:t xml:space="preserve">).</w:t>
+      </w:r>
+    </w:p>
+    <w:p>
+      <w:pPr>
+        <w:pStyle w:val="Compact"/>
+        <w:numPr>
+          <w:ilvl w:val="0"/>
+          <w:numId w:val="1011"/>
+        </w:numPr>
+      </w:pPr>
+      <w:r>
+        <w:t xml:space="preserve">Code that the page runs should be an executed chunk, as above.</w:t>
+      </w:r>
+      <w:r>
+        <w:t xml:space="preserve"> </w:t>
+      </w:r>
+      <w:r>
+        <w:t xml:space="preserve">For code that is displayed but not executed on the page,</w:t>
+      </w:r>
+      <w:r>
+        <w:t xml:space="preserve"> </w:t>
+      </w:r>
+      <w:r>
+        <w:t xml:space="preserve">such as a standalone script or a configuration file,</w:t>
+      </w:r>
+      <w:r>
+        <w:t xml:space="preserve"> </w:t>
+      </w:r>
+      <w:r>
+        <w:t xml:space="preserve">Quarto’s</w:t>
+      </w:r>
+      <w:r>
+        <w:t xml:space="preserve"> </w:t>
+      </w:r>
+      <w:hyperlink r:id="rId48">
+        <w:r>
+          <w:rPr>
+            <w:rStyle w:val="Hyperlink"/>
+          </w:rPr>
+          <w:t xml:space="preserve">include-code-files</w:t>
+        </w:r>
+      </w:hyperlink>
+      <w:r>
+        <w:t xml:space="preserve"> </w:t>
+      </w:r>
+      <w:r>
+        <w:t xml:space="preserve">extension</w:t>
+      </w:r>
+      <w:r>
+        <w:t xml:space="preserve"> </w:t>
+      </w:r>
+      <w:r>
+        <w:t xml:space="preserve">fills a code block from a file.</w:t>
+      </w:r>
+      <w:r>
+        <w:t xml:space="preserve"> </w:t>
+      </w:r>
+      <w:r>
+        <w:t xml:space="preserve">Add</w:t>
+      </w:r>
+      <w:r>
+        <w:t xml:space="preserve"> </w:t>
+      </w:r>
+      <w:r>
+        <w:rPr>
+          <w:rStyle w:val="VerbatimChar"/>
+        </w:rPr>
+        <w:t xml:space="preserve">filters: [include-code-files]</w:t>
+      </w:r>
+      <w:r>
+        <w:t xml:space="preserve"> </w:t>
+      </w:r>
+      <w:r>
+        <w:t xml:space="preserve">to the front matter,</w:t>
+      </w:r>
+      <w:r>
+        <w:t xml:space="preserve"> </w:t>
+      </w:r>
+      <w:r>
+        <w:t xml:space="preserve">then write a code block with an</w:t>
+      </w:r>
+      <w:r>
+        <w:t xml:space="preserve"> </w:t>
+      </w:r>
+      <w:r>
+        <w:rPr>
+          <w:rStyle w:val="VerbatimChar"/>
+        </w:rPr>
+        <w:t xml:space="preserve">include</w:t>
+      </w:r>
+      <w:r>
+        <w:t xml:space="preserve"> </w:t>
+      </w:r>
+      <w:r>
+        <w:t xml:space="preserve">attribute,</w:t>
+      </w:r>
+      <w:r>
+        <w:t xml:space="preserve"> </w:t>
+      </w:r>
+      <w:r>
+        <w:t xml:space="preserve">such as</w:t>
+      </w:r>
+      <w:r>
+        <w:t xml:space="preserve"> </w:t>
+      </w:r>
+      <w:r>
+        <w:rPr>
+          <w:rStyle w:val="VerbatimChar"/>
+        </w:rPr>
+        <w:t xml:space="preserve">```{.python include="script.py"}</w:t>
+      </w:r>
+      <w:r>
+        <w:t xml:space="preserve">.</w:t>
+      </w:r>
+    </w:p>
+    <w:p>
+      <w:pPr>
+        <w:pStyle w:val="Compact"/>
+        <w:numPr>
+          <w:ilvl w:val="0"/>
+          <w:numId w:val="1011"/>
+        </w:numPr>
+      </w:pPr>
+      <w:r>
+        <w:t xml:space="preserve">The extension also takes</w:t>
+      </w:r>
+      <w:r>
+        <w:t xml:space="preserve"> </w:t>
+      </w:r>
+      <w:r>
+        <w:rPr>
+          <w:rStyle w:val="VerbatimChar"/>
+        </w:rPr>
+        <w:t xml:space="preserve">start-line</w:t>
+      </w:r>
+      <w:r>
+        <w:t xml:space="preserve"> </w:t>
+      </w:r>
+      <w:r>
+        <w:t xml:space="preserve">and</w:t>
+      </w:r>
+      <w:r>
+        <w:t xml:space="preserve"> </w:t>
+      </w:r>
+      <w:r>
+        <w:rPr>
+          <w:rStyle w:val="VerbatimChar"/>
+        </w:rPr>
+        <w:t xml:space="preserve">end-line</w:t>
+      </w:r>
+      <w:r>
+        <w:t xml:space="preserve">, to show part of a file.</w:t>
+      </w:r>
+      <w:r>
+        <w:t xml:space="preserve"> </w:t>
+      </w:r>
+      <w:r>
+        <w:t xml:space="preserve">Prefer a range that names the lines you want over a copy of those lines.</w:t>
+      </w:r>
+    </w:p>
+    <w:p>
+      <w:pPr>
+        <w:pStyle w:val="Compact"/>
+        <w:numPr>
+          <w:ilvl w:val="0"/>
+          <w:numId w:val="1011"/>
+        </w:numPr>
+      </w:pPr>
+      <w:r>
+        <w:t xml:space="preserve">The extension is a new dependency of the site:</w:t>
+      </w:r>
+      <w:r>
+        <w:t xml:space="preserve"> </w:t>
+      </w:r>
+      <w:r>
+        <w:t xml:space="preserve">install it with</w:t>
+      </w:r>
+      <w:r>
+        <w:t xml:space="preserve"> </w:t>
+      </w:r>
+      <w:r>
+        <w:rPr>
+          <w:rStyle w:val="VerbatimChar"/>
+        </w:rPr>
+        <w:t xml:space="preserve">quarto add quarto-ext/include-code-files</w:t>
+      </w:r>
+      <w:r>
+        <w:t xml:space="preserve">,</w:t>
+      </w:r>
+      <w:r>
+        <w:t xml:space="preserve"> </w:t>
+      </w:r>
+      <w:r>
+        <w:t xml:space="preserve">and commit the</w:t>
+      </w:r>
+      <w:r>
+        <w:t xml:space="preserve"> </w:t>
+      </w:r>
+      <w:r>
+        <w:rPr>
+          <w:rStyle w:val="VerbatimChar"/>
+        </w:rPr>
+        <w:t xml:space="preserve">_extensions</w:t>
+      </w:r>
+      <w:r>
+        <w:t xml:space="preserve"> </w:t>
+      </w:r>
+      <w:r>
+        <w:t xml:space="preserve">directory it creates.</w:t>
+      </w:r>
+    </w:p>
+    <w:bookmarkEnd w:id="49"/>
+    <w:bookmarkStart w:id="50" w:name="X7c0de8eaf50a5b2644eabf66f1f9b734b8a4a71"/>
+    <w:p>
+      <w:pPr>
+        <w:pStyle w:val="Heading2"/>
+      </w:pPr>
+      <w:r>
+        <w:t xml:space="preserve">15 Comment every code chunk to say what and why</w:t>
+      </w:r>
+    </w:p>
+    <w:p>
+      <w:pPr>
+        <w:pStyle w:val="FirstParagraph"/>
+      </w:pPr>
+      <w:r>
         <w:t xml:space="preserve">This rule applies to all reader-facing code in teaching materials,</w:t>
       </w:r>
       <w:r>
@@ -3150,7 +4230,7 @@
         <w:pStyle w:val="Compact"/>
         <w:numPr>
           <w:ilvl w:val="0"/>
-          <w:numId w:val="1009"/>
+          <w:numId w:val="1012"/>
         </w:numPr>
       </w:pPr>
       <w:r>
@@ -3168,7 +4248,7 @@
         <w:pStyle w:val="Compact"/>
         <w:numPr>
           <w:ilvl w:val="0"/>
-          <w:numId w:val="1009"/>
+          <w:numId w:val="1012"/>
         </w:numPr>
       </w:pPr>
       <w:r>
@@ -3186,7 +4266,7 @@
         <w:pStyle w:val="Compact"/>
         <w:numPr>
           <w:ilvl w:val="0"/>
-          <w:numId w:val="1009"/>
+          <w:numId w:val="1012"/>
         </w:numPr>
       </w:pPr>
       <w:r>
@@ -3284,7 +4364,7 @@
         <w:pStyle w:val="Compact"/>
         <w:numPr>
           <w:ilvl w:val="0"/>
-          <w:numId w:val="1009"/>
+          <w:numId w:val="1012"/>
         </w:numPr>
       </w:pPr>
       <w:r>
@@ -3297,14 +4377,14 @@
         <w:t xml:space="preserve">such as a transformation, a modeling choice, a tuning value or a random seed.</w:t>
       </w:r>
     </w:p>
-    <w:bookmarkEnd w:id="41"/>
-    <w:bookmarkStart w:id="42" w:name="Xffa5a3357c8672d830c88e1e58a0ef107550647"/>
+    <w:bookmarkEnd w:id="50"/>
+    <w:bookmarkStart w:id="51" w:name="Xffa5a3357c8672d830c88e1e58a0ef107550647"/>
     <w:p>
       <w:pPr>
         <w:pStyle w:val="Heading2"/>
       </w:pPr>
       <w:r>
-        <w:t xml:space="preserve">13 Introduce every function in a programming primer</w:t>
+        <w:t xml:space="preserve">16 Introduce every function in a programming primer</w:t>
       </w:r>
     </w:p>
     <w:p>
@@ -3326,7 +4406,7 @@
         <w:pStyle w:val="Compact"/>
         <w:numPr>
           <w:ilvl w:val="0"/>
-          <w:numId w:val="1010"/>
+          <w:numId w:val="1013"/>
         </w:numPr>
       </w:pPr>
       <w:r>
@@ -3350,7 +4430,7 @@
         <w:pStyle w:val="Compact"/>
         <w:numPr>
           <w:ilvl w:val="0"/>
-          <w:numId w:val="1010"/>
+          <w:numId w:val="1013"/>
         </w:numPr>
       </w:pPr>
       <w:r>
@@ -3380,7 +4460,7 @@
         <w:pStyle w:val="Compact"/>
         <w:numPr>
           <w:ilvl w:val="0"/>
-          <w:numId w:val="1010"/>
+          <w:numId w:val="1013"/>
         </w:numPr>
       </w:pPr>
       <w:r>
@@ -3404,7 +4484,7 @@
         <w:pStyle w:val="Compact"/>
         <w:numPr>
           <w:ilvl w:val="0"/>
-          <w:numId w:val="1010"/>
+          <w:numId w:val="1013"/>
         </w:numPr>
       </w:pPr>
       <w:r>
@@ -3417,22 +4497,22 @@
         <w:t xml:space="preserve">A chapter introduces those where it defines them.</w:t>
       </w:r>
     </w:p>
-    <w:bookmarkEnd w:id="42"/>
-    <w:bookmarkStart w:id="43" w:name="make-figures-accessible"/>
+    <w:bookmarkEnd w:id="51"/>
+    <w:bookmarkStart w:id="52" w:name="make-figures-accessible"/>
     <w:p>
       <w:pPr>
         <w:pStyle w:val="Heading2"/>
       </w:pPr>
       <w:r>
-        <w:t xml:space="preserve">14 Make figures accessible</w:t>
-      </w:r>
-    </w:p>
-    <w:p>
-      <w:pPr>
-        <w:pStyle w:val="Compact"/>
-        <w:numPr>
-          <w:ilvl w:val="0"/>
-          <w:numId w:val="1011"/>
+        <w:t xml:space="preserve">17 Make figures accessible</w:t>
+      </w:r>
+    </w:p>
+    <w:p>
+      <w:pPr>
+        <w:pStyle w:val="Compact"/>
+        <w:numPr>
+          <w:ilvl w:val="0"/>
+          <w:numId w:val="1014"/>
         </w:numPr>
       </w:pPr>
       <w:r>
@@ -3459,7 +4539,7 @@
         <w:pStyle w:val="Compact"/>
         <w:numPr>
           <w:ilvl w:val="0"/>
-          <w:numId w:val="1011"/>
+          <w:numId w:val="1014"/>
         </w:numPr>
       </w:pPr>
       <w:r>
@@ -3489,7 +4569,7 @@
         <w:pStyle w:val="Compact"/>
         <w:numPr>
           <w:ilvl w:val="0"/>
-          <w:numId w:val="1011"/>
+          <w:numId w:val="1014"/>
         </w:numPr>
       </w:pPr>
       <w:r>
@@ -3528,7 +4608,7 @@
         <w:pStyle w:val="Compact"/>
         <w:numPr>
           <w:ilvl w:val="0"/>
-          <w:numId w:val="1011"/>
+          <w:numId w:val="1014"/>
         </w:numPr>
       </w:pPr>
       <w:r>
@@ -3553,22 +4633,22 @@
         <w:t xml:space="preserve">(observed when rendering lecture notes to PDF).</w:t>
       </w:r>
     </w:p>
-    <w:bookmarkEnd w:id="43"/>
-    <w:bookmarkStart w:id="45" w:name="structure-slides-for-the-reader"/>
+    <w:bookmarkEnd w:id="52"/>
+    <w:bookmarkStart w:id="54" w:name="structure-slides-for-the-reader"/>
     <w:p>
       <w:pPr>
         <w:pStyle w:val="Heading2"/>
       </w:pPr>
       <w:r>
-        <w:t xml:space="preserve">15 Structure slides for the reader</w:t>
-      </w:r>
-    </w:p>
-    <w:p>
-      <w:pPr>
-        <w:pStyle w:val="Compact"/>
-        <w:numPr>
-          <w:ilvl w:val="0"/>
-          <w:numId w:val="1012"/>
+        <w:t xml:space="preserve">18 Structure slides for the reader</w:t>
+      </w:r>
+    </w:p>
+    <w:p>
+      <w:pPr>
+        <w:pStyle w:val="Compact"/>
+        <w:numPr>
+          <w:ilvl w:val="0"/>
+          <w:numId w:val="1015"/>
         </w:numPr>
       </w:pPr>
       <w:r>
@@ -3598,7 +4678,7 @@
         <w:pStyle w:val="Compact"/>
         <w:numPr>
           <w:ilvl w:val="0"/>
-          <w:numId w:val="1012"/>
+          <w:numId w:val="1015"/>
         </w:numPr>
       </w:pPr>
       <w:r>
@@ -3613,7 +4693,7 @@
       <w:r>
         <w:t xml:space="preserve"> </w:t>
       </w:r>
-      <w:hyperlink r:id="rId44">
+      <w:hyperlink r:id="rId53">
         <w:r>
           <w:rPr>
             <w:rStyle w:val="Hyperlink"/>
@@ -3633,7 +4713,7 @@
         <w:pStyle w:val="Compact"/>
         <w:numPr>
           <w:ilvl w:val="0"/>
-          <w:numId w:val="1012"/>
+          <w:numId w:val="1015"/>
         </w:numPr>
       </w:pPr>
       <w:r>
@@ -3660,7 +4740,7 @@
         <w:pStyle w:val="Compact"/>
         <w:numPr>
           <w:ilvl w:val="0"/>
-          <w:numId w:val="1012"/>
+          <w:numId w:val="1015"/>
         </w:numPr>
       </w:pPr>
       <w:r>
@@ -3729,7 +4809,7 @@
         <w:pStyle w:val="Compact"/>
         <w:numPr>
           <w:ilvl w:val="0"/>
-          <w:numId w:val="1012"/>
+          <w:numId w:val="1015"/>
         </w:numPr>
       </w:pPr>
       <w:r>
@@ -3798,7 +4878,7 @@
         <w:pStyle w:val="Compact"/>
         <w:numPr>
           <w:ilvl w:val="0"/>
-          <w:numId w:val="1012"/>
+          <w:numId w:val="1015"/>
         </w:numPr>
       </w:pPr>
       <w:r>
@@ -3822,7 +4902,7 @@
         <w:pStyle w:val="Compact"/>
         <w:numPr>
           <w:ilvl w:val="0"/>
-          <w:numId w:val="1012"/>
+          <w:numId w:val="1015"/>
         </w:numPr>
       </w:pPr>
       <w:r>
@@ -3853,22 +4933,195 @@
         <w:t xml:space="preserve">Put a slide break after the heading and move the text onto content slides.</w:t>
       </w:r>
     </w:p>
-    <w:bookmarkEnd w:id="45"/>
-    <w:bookmarkStart w:id="49" w:name="Xcb579568ef754486ebde8b41ba4528bdf380eec"/>
+    <w:bookmarkEnd w:id="54"/>
+    <w:bookmarkStart w:id="55" w:name="talk-about-the-ideas-not-the-notes"/>
     <w:p>
       <w:pPr>
         <w:pStyle w:val="Heading2"/>
       </w:pPr>
       <w:r>
-        <w:t xml:space="preserve">16 Credit other courses without summarizing them</w:t>
-      </w:r>
-    </w:p>
-    <w:p>
-      <w:pPr>
-        <w:pStyle w:val="Compact"/>
-        <w:numPr>
-          <w:ilvl w:val="0"/>
-          <w:numId w:val="1013"/>
+        <w:t xml:space="preserve">19 Talk about the ideas, not the notes</w:t>
+      </w:r>
+    </w:p>
+    <w:p>
+      <w:pPr>
+        <w:pStyle w:val="FirstParagraph"/>
+      </w:pPr>
+      <w:r>
+        <w:t xml:space="preserve">When a term is defined on another page or in another site,</w:t>
+      </w:r>
+      <w:r>
+        <w:t xml:space="preserve"> </w:t>
+      </w:r>
+      <w:r>
+        <w:t xml:space="preserve">state the idea in the sentence and link the term.</w:t>
+      </w:r>
+      <w:r>
+        <w:t xml:space="preserve"> </w:t>
+      </w:r>
+      <w:r>
+        <w:t xml:space="preserve">Do not write about where the definition lives.</w:t>
+      </w:r>
+    </w:p>
+    <w:p>
+      <w:pPr>
+        <w:pStyle w:val="Compact"/>
+        <w:numPr>
+          <w:ilvl w:val="0"/>
+          <w:numId w:val="1016"/>
+        </w:numPr>
+      </w:pPr>
+      <w:r>
+        <w:t xml:space="preserve">Write</w:t>
+      </w:r>
+      <w:r>
+        <w:t xml:space="preserve"> </w:t>
+      </w:r>
+      <w:r>
+        <w:t xml:space="preserve">“the bias of an estimator”</w:t>
+      </w:r>
+      <w:r>
+        <w:t xml:space="preserve">,</w:t>
+      </w:r>
+      <w:r>
+        <w:t xml:space="preserve"> </w:t>
+      </w:r>
+      <w:r>
+        <w:t xml:space="preserve">linked to its definition,</w:t>
+      </w:r>
+      <w:r>
+        <w:t xml:space="preserve"> </w:t>
+      </w:r>
+      <w:r>
+        <w:t xml:space="preserve">not</w:t>
+      </w:r>
+      <w:r>
+        <w:t xml:space="preserve"> </w:t>
+      </w:r>
+      <w:r>
+        <w:t xml:space="preserve">“the statistics notes define the bias of an estimator”</w:t>
+      </w:r>
+      <w:r>
+        <w:t xml:space="preserve">.</w:t>
+      </w:r>
+    </w:p>
+    <w:p>
+      <w:pPr>
+        <w:pStyle w:val="Compact"/>
+        <w:numPr>
+          <w:ilvl w:val="0"/>
+          <w:numId w:val="1016"/>
+        </w:numPr>
+      </w:pPr>
+      <w:r>
+        <w:t xml:space="preserve">Do not write</w:t>
+      </w:r>
+      <w:r>
+        <w:t xml:space="preserve"> </w:t>
+      </w:r>
+      <w:r>
+        <w:t xml:space="preserve">“see the probability notes”</w:t>
+      </w:r>
+      <w:r>
+        <w:t xml:space="preserve"> </w:t>
+      </w:r>
+      <w:r>
+        <w:t xml:space="preserve">or</w:t>
+      </w:r>
+      <w:r>
+        <w:t xml:space="preserve"> </w:t>
+      </w:r>
+      <w:r>
+        <w:t xml:space="preserve">“as in our notes”</w:t>
+      </w:r>
+      <w:r>
+        <w:t xml:space="preserve">.</w:t>
+      </w:r>
+      <w:r>
+        <w:t xml:space="preserve"> </w:t>
+      </w:r>
+      <w:r>
+        <w:t xml:space="preserve">The link already says where the term lives.</w:t>
+      </w:r>
+    </w:p>
+    <w:p>
+      <w:pPr>
+        <w:pStyle w:val="Compact"/>
+        <w:numPr>
+          <w:ilvl w:val="0"/>
+          <w:numId w:val="1016"/>
+        </w:numPr>
+      </w:pPr>
+      <w:r>
+        <w:t xml:space="preserve">Name a remark by the idea it holds,</w:t>
+      </w:r>
+      <w:r>
+        <w:t xml:space="preserve"> </w:t>
+      </w:r>
+      <w:r>
+        <w:t xml:space="preserve">such as</w:t>
+      </w:r>
+      <w:r>
+        <w:t xml:space="preserve"> </w:t>
+      </w:r>
+      <w:r>
+        <w:t xml:space="preserve">“Bias of a prediction”</w:t>
+      </w:r>
+      <w:r>
+        <w:t xml:space="preserve">,</w:t>
+      </w:r>
+      <w:r>
+        <w:t xml:space="preserve"> </w:t>
+      </w:r>
+      <w:r>
+        <w:t xml:space="preserve">not</w:t>
+      </w:r>
+      <w:r>
+        <w:t xml:space="preserve"> </w:t>
+      </w:r>
+      <w:r>
+        <w:t xml:space="preserve">“Bias of a prediction in the statistics notes”</w:t>
+      </w:r>
+      <w:r>
+        <w:t xml:space="preserve">.</w:t>
+      </w:r>
+    </w:p>
+    <w:p>
+      <w:pPr>
+        <w:pStyle w:val="FirstParagraph"/>
+      </w:pPr>
+      <w:r>
+        <w:t xml:space="preserve">Students read concepts, not the structure of the site.</w:t>
+      </w:r>
+      <w:r>
+        <w:t xml:space="preserve"> </w:t>
+      </w:r>
+      <w:r>
+        <w:t xml:space="preserve">A sentence about which notes define a term adds no content,</w:t>
+      </w:r>
+      <w:r>
+        <w:t xml:space="preserve"> </w:t>
+      </w:r>
+      <w:r>
+        <w:t xml:space="preserve">and it goes stale when the definition moves.</w:t>
+      </w:r>
+    </w:p>
+    <w:bookmarkEnd w:id="55"/>
+    <w:bookmarkStart w:id="59" w:name="Xcb579568ef754486ebde8b41ba4528bdf380eec"/>
+    <w:p>
+      <w:pPr>
+        <w:pStyle w:val="Heading2"/>
+      </w:pPr>
+      <w:r>
+        <w:t xml:space="preserve">20 Credit other courses without summarizing them</w:t>
+      </w:r>
+    </w:p>
+    <w:p>
+      <w:pPr>
+        <w:pStyle w:val="Compact"/>
+        <w:numPr>
+          <w:ilvl w:val="0"/>
+          <w:numId w:val="1017"/>
         </w:numPr>
       </w:pPr>
       <w:r>
@@ -3913,7 +5166,7 @@
       <w:r>
         <w:t xml:space="preserve"> </w:t>
       </w:r>
-      <w:hyperlink r:id="rId46">
+      <w:hyperlink r:id="rId56">
         <w:r>
           <w:rPr>
             <w:rStyle w:val="Hyperlink"/>
@@ -3954,7 +5207,7 @@
         <w:pStyle w:val="Compact"/>
         <w:numPr>
           <w:ilvl w:val="0"/>
-          <w:numId w:val="1013"/>
+          <w:numId w:val="1017"/>
         </w:numPr>
       </w:pPr>
       <w:r>
@@ -3969,7 +5222,7 @@
       <w:r>
         <w:t xml:space="preserve"> </w:t>
       </w:r>
-      <w:hyperlink r:id="rId47">
+      <w:hyperlink r:id="rId57">
         <w:r>
           <w:rPr>
             <w:rStyle w:val="Hyperlink"/>
@@ -3989,7 +5242,7 @@
         <w:pStyle w:val="Compact"/>
         <w:numPr>
           <w:ilvl w:val="0"/>
-          <w:numId w:val="1013"/>
+          <w:numId w:val="1017"/>
         </w:numPr>
       </w:pPr>
       <w:r>
@@ -3998,7 +5251,7 @@
       <w:r>
         <w:t xml:space="preserve"> </w:t>
       </w:r>
-      <w:hyperlink r:id="rId48">
+      <w:hyperlink r:id="rId58">
         <w:r>
           <w:rPr>
             <w:rStyle w:val="Hyperlink"/>
@@ -4018,7 +5271,7 @@
         <w:pStyle w:val="Compact"/>
         <w:numPr>
           <w:ilvl w:val="0"/>
-          <w:numId w:val="1013"/>
+          <w:numId w:val="1017"/>
         </w:numPr>
       </w:pPr>
       <w:r>
@@ -4031,14 +5284,14 @@
         <w:t xml:space="preserve">because a bare citation key renders as the author list.</w:t>
       </w:r>
     </w:p>
-    <w:bookmarkEnd w:id="49"/>
-    <w:bookmarkStart w:id="58" w:name="rules-that-apply-to-all-writing"/>
+    <w:bookmarkEnd w:id="59"/>
+    <w:bookmarkStart w:id="68" w:name="rules-that-apply-to-all-writing"/>
     <w:p>
       <w:pPr>
         <w:pStyle w:val="Heading2"/>
       </w:pPr>
       <w:r>
-        <w:t xml:space="preserve">17 Rules that apply to all writing</w:t>
+        <w:t xml:space="preserve">21 Rules that apply to all writing</w:t>
       </w:r>
     </w:p>
     <w:p>
@@ -4054,10 +5307,10 @@
         <w:pStyle w:val="Compact"/>
         <w:numPr>
           <w:ilvl w:val="0"/>
-          <w:numId w:val="1014"/>
-        </w:numPr>
-      </w:pPr>
-      <w:hyperlink r:id="rId50">
+          <w:numId w:val="1018"/>
+        </w:numPr>
+      </w:pPr>
+      <w:hyperlink r:id="rId60">
         <w:r>
           <w:rPr>
             <w:rStyle w:val="Hyperlink"/>
@@ -4074,10 +5327,10 @@
         <w:pStyle w:val="Compact"/>
         <w:numPr>
           <w:ilvl w:val="0"/>
-          <w:numId w:val="1014"/>
-        </w:numPr>
-      </w:pPr>
-      <w:hyperlink r:id="rId51">
+          <w:numId w:val="1018"/>
+        </w:numPr>
+      </w:pPr>
+      <w:hyperlink r:id="rId61">
         <w:r>
           <w:rPr>
             <w:rStyle w:val="Hyperlink"/>
@@ -4097,10 +5350,10 @@
         <w:pStyle w:val="Compact"/>
         <w:numPr>
           <w:ilvl w:val="0"/>
-          <w:numId w:val="1014"/>
-        </w:numPr>
-      </w:pPr>
-      <w:hyperlink r:id="rId52">
+          <w:numId w:val="1018"/>
+        </w:numPr>
+      </w:pPr>
+      <w:hyperlink r:id="rId62">
         <w:r>
           <w:rPr>
             <w:rStyle w:val="Hyperlink"/>
@@ -4117,10 +5370,10 @@
         <w:pStyle w:val="Compact"/>
         <w:numPr>
           <w:ilvl w:val="0"/>
-          <w:numId w:val="1014"/>
-        </w:numPr>
-      </w:pPr>
-      <w:hyperlink r:id="rId53">
+          <w:numId w:val="1018"/>
+        </w:numPr>
+      </w:pPr>
+      <w:hyperlink r:id="rId63">
         <w:r>
           <w:rPr>
             <w:rStyle w:val="Hyperlink"/>
@@ -4140,10 +5393,10 @@
         <w:pStyle w:val="Compact"/>
         <w:numPr>
           <w:ilvl w:val="0"/>
-          <w:numId w:val="1014"/>
-        </w:numPr>
-      </w:pPr>
-      <w:hyperlink r:id="rId54">
+          <w:numId w:val="1018"/>
+        </w:numPr>
+      </w:pPr>
+      <w:hyperlink r:id="rId64">
         <w:r>
           <w:rPr>
             <w:rStyle w:val="Hyperlink"/>
@@ -4155,8 +5408,8 @@
         <w:t xml:space="preserve">.</w:t>
       </w:r>
     </w:p>
-    <w:bookmarkStart w:id="57" w:name="refs"/>
-    <w:bookmarkStart w:id="56" w:name="ref-freeman2014active"/>
+    <w:bookmarkStart w:id="67" w:name="refs"/>
+    <w:bookmarkStart w:id="66" w:name="ref-freeman2014active"/>
     <w:p>
       <w:pPr>
         <w:pStyle w:val="Bibliography"/>
@@ -4189,7 +5442,7 @@
       <w:r>
         <w:t xml:space="preserve"> </w:t>
       </w:r>
-      <w:hyperlink r:id="rId55">
+      <w:hyperlink r:id="rId65">
         <w:r>
           <w:rPr>
             <w:rStyle w:val="Hyperlink"/>
@@ -4201,9 +5454,9 @@
         <w:t xml:space="preserve">.</w:t>
       </w:r>
     </w:p>
-    <w:bookmarkEnd w:id="56"/>
-    <w:bookmarkEnd w:id="57"/>
-    <w:bookmarkEnd w:id="58"/>
+    <w:bookmarkEnd w:id="66"/>
+    <w:bookmarkEnd w:id="67"/>
+    <w:bookmarkEnd w:id="68"/>
     <w:sectPr>
       <w:footnotePr>
         <w:numRestart w:val="eachSect"/>
@@ -4460,6 +5713,18 @@
     <w:abstractNumId w:val="991"/>
   </w:num>
   <w:num w:numId="1014">
+    <w:abstractNumId w:val="991"/>
+  </w:num>
+  <w:num w:numId="1015">
+    <w:abstractNumId w:val="991"/>
+  </w:num>
+  <w:num w:numId="1016">
+    <w:abstractNumId w:val="991"/>
+  </w:num>
+  <w:num w:numId="1017">
+    <w:abstractNumId w:val="991"/>
+  </w:num>
+  <w:num w:numId="1018">
     <w:abstractNumId w:val="991"/>
   </w:num>
 </w:numbering>
